--- a/4_Diari/16.04.2025 - Diario.docx
+++ b/4_Diari/16.04.2025 - Diario.docx
@@ -241,8 +241,6 @@
               </w:rPr>
               <w:t xml:space="preserve"> personalizzata</w:t>
             </w:r>
-            <w:bookmarkStart w:id="3" w:name="_GoBack"/>
-            <w:bookmarkEnd w:id="3"/>
           </w:p>
           <w:p>
             <w:pPr>
@@ -272,7 +270,13 @@
               <w:rPr>
                 <w:rFonts w:ascii="Arial" w:hAnsi="Arial" w:cs="Arial"/>
               </w:rPr>
-              <w:t>Messo a posto le immagini del carosello dopo la modifica di un prodotto</w:t>
+              <w:t>Messo a posto la disponibilità di un prodotto</w:t>
+            </w:r>
+            <w:r>
+              <w:rPr>
+                <w:rFonts w:ascii="Arial" w:hAnsi="Arial" w:cs="Arial"/>
+              </w:rPr>
+              <w:t xml:space="preserve"> nella view </w:t>
             </w:r>
           </w:p>
           <w:p>
@@ -290,71 +294,7 @@
               <w:rPr>
                 <w:rFonts w:ascii="Arial" w:hAnsi="Arial" w:cs="Arial"/>
               </w:rPr>
-              <w:t xml:space="preserve">Aggiunto file con le </w:t>
-            </w:r>
-            <w:proofErr w:type="spellStart"/>
-            <w:r>
-              <w:rPr>
-                <w:rFonts w:ascii="Arial" w:hAnsi="Arial" w:cs="Arial"/>
-              </w:rPr>
-              <w:t>request</w:t>
-            </w:r>
-            <w:proofErr w:type="spellEnd"/>
-            <w:r>
-              <w:rPr>
-                <w:rFonts w:ascii="Arial" w:hAnsi="Arial" w:cs="Arial"/>
-              </w:rPr>
-              <w:t xml:space="preserve"> per la modifica</w:t>
-            </w:r>
-          </w:p>
-          <w:p>
-            <w:pPr>
-              <w:pStyle w:val="Paragrafoelenco"/>
-              <w:numPr>
-                <w:ilvl w:val="0"/>
-                <w:numId w:val="33"/>
-              </w:numPr>
-              <w:rPr>
-                <w:rFonts w:ascii="Arial" w:hAnsi="Arial" w:cs="Arial"/>
-              </w:rPr>
-            </w:pPr>
-            <w:r>
-              <w:rPr>
-                <w:rFonts w:ascii="Arial" w:hAnsi="Arial" w:cs="Arial"/>
-              </w:rPr>
-              <w:t xml:space="preserve">Aggiunto pagina del prodotto con descrizione e immagini (con </w:t>
-            </w:r>
-            <w:proofErr w:type="spellStart"/>
-            <w:r>
-              <w:rPr>
-                <w:rFonts w:ascii="Arial" w:hAnsi="Arial" w:cs="Arial"/>
-              </w:rPr>
-              <w:t>carousel</w:t>
-            </w:r>
-            <w:proofErr w:type="spellEnd"/>
-            <w:r>
-              <w:rPr>
-                <w:rFonts w:ascii="Arial" w:hAnsi="Arial" w:cs="Arial"/>
-              </w:rPr>
-              <w:t>)</w:t>
-            </w:r>
-          </w:p>
-          <w:p>
-            <w:pPr>
-              <w:pStyle w:val="Paragrafoelenco"/>
-              <w:numPr>
-                <w:ilvl w:val="0"/>
-                <w:numId w:val="33"/>
-              </w:numPr>
-              <w:rPr>
-                <w:rFonts w:ascii="Arial" w:hAnsi="Arial" w:cs="Arial"/>
-              </w:rPr>
-            </w:pPr>
-            <w:r>
-              <w:rPr>
-                <w:rFonts w:ascii="Arial" w:hAnsi="Arial" w:cs="Arial"/>
-              </w:rPr>
-              <w:t>Diario</w:t>
+              <w:t>Scritto la view del carrello</w:t>
             </w:r>
           </w:p>
           <w:p>
@@ -391,8 +331,34 @@
               <w:rPr>
                 <w:rFonts w:ascii="Arial" w:hAnsi="Arial" w:cs="Arial"/>
               </w:rPr>
-              <w:t>Modifica e eliminazione utenti e prodotti</w:t>
+              <w:t>Finito modifica e aggiunta prodotto con gestione degli errori (tranne gestione errori immagine)</w:t>
             </w:r>
+          </w:p>
+          <w:p>
+            <w:pPr>
+              <w:pStyle w:val="Paragrafoelenco"/>
+              <w:numPr>
+                <w:ilvl w:val="0"/>
+                <w:numId w:val="33"/>
+              </w:numPr>
+              <w:rPr>
+                <w:rFonts w:ascii="Arial" w:hAnsi="Arial" w:cs="Arial"/>
+              </w:rPr>
+            </w:pPr>
+            <w:r>
+              <w:rPr>
+                <w:rFonts w:ascii="Arial" w:hAnsi="Arial" w:cs="Arial"/>
+              </w:rPr>
+              <w:t xml:space="preserve">Messo sito su </w:t>
+            </w:r>
+            <w:proofErr w:type="spellStart"/>
+            <w:r>
+              <w:rPr>
+                <w:rFonts w:ascii="Arial" w:hAnsi="Arial" w:cs="Arial"/>
+              </w:rPr>
+              <w:t>filezilla</w:t>
+            </w:r>
+            <w:proofErr w:type="spellEnd"/>
           </w:p>
           <w:p>
             <w:pPr>
@@ -422,25 +388,13 @@
               <w:rPr>
                 <w:rFonts w:ascii="Arial" w:hAnsi="Arial" w:cs="Arial"/>
               </w:rPr>
-              <w:t>Gestione database</w:t>
+              <w:t>assent</w:t>
             </w:r>
-          </w:p>
-          <w:p>
-            <w:pPr>
-              <w:pStyle w:val="Paragrafoelenco"/>
-              <w:numPr>
-                <w:ilvl w:val="0"/>
-                <w:numId w:val="33"/>
-              </w:numPr>
-              <w:rPr>
-                <w:rFonts w:ascii="Arial" w:hAnsi="Arial" w:cs="Arial"/>
-              </w:rPr>
-            </w:pPr>
             <w:r>
               <w:rPr>
                 <w:rFonts w:ascii="Arial" w:hAnsi="Arial" w:cs="Arial"/>
               </w:rPr>
-              <w:t>Pagina di visualizzazione delle vendite per il vendor</w:t>
+              <w:t>e</w:t>
             </w:r>
           </w:p>
           <w:p>
@@ -517,30 +471,6 @@
                 <w:rFonts w:ascii="Arial" w:hAnsi="Arial" w:cs="Arial"/>
               </w:rPr>
             </w:pPr>
-            <w:r>
-              <w:rPr>
-                <w:rFonts w:ascii="Arial" w:hAnsi="Arial" w:cs="Arial"/>
-              </w:rPr>
-              <w:t>Christian:</w:t>
-            </w:r>
-          </w:p>
-          <w:p>
-            <w:pPr>
-              <w:pStyle w:val="Paragrafoelenco"/>
-              <w:numPr>
-                <w:ilvl w:val="0"/>
-                <w:numId w:val="34"/>
-              </w:numPr>
-              <w:rPr>
-                <w:rFonts w:ascii="Arial" w:hAnsi="Arial" w:cs="Arial"/>
-              </w:rPr>
-            </w:pPr>
-            <w:r>
-              <w:rPr>
-                <w:rFonts w:ascii="Arial" w:hAnsi="Arial" w:cs="Arial"/>
-              </w:rPr>
-              <w:t>Gestione degli errori</w:t>
-            </w:r>
           </w:p>
         </w:tc>
       </w:tr>
@@ -649,147 +579,8 @@
                 <w:szCs w:val="20"/>
               </w:rPr>
             </w:pPr>
-            <w:r>
-              <w:rPr>
-                <w:rFonts w:ascii="Arial" w:hAnsi="Arial" w:cs="Arial"/>
-                <w:szCs w:val="20"/>
-              </w:rPr>
-              <w:t xml:space="preserve">Andrea N.: </w:t>
-            </w:r>
-            <w:r>
-              <w:rPr>
-                <w:rFonts w:ascii="Arial" w:hAnsi="Arial" w:cs="Arial"/>
-                <w:szCs w:val="20"/>
-              </w:rPr>
-              <w:t xml:space="preserve">Visualizzazione del catalogo </w:t>
-            </w:r>
-            <w:r>
-              <w:rPr>
-                <w:rFonts w:ascii="Arial" w:hAnsi="Arial" w:cs="Arial"/>
-                <w:szCs w:val="20"/>
-              </w:rPr>
-              <w:t>caricato man mano che si scorre la pagina</w:t>
-            </w:r>
-          </w:p>
-          <w:p>
-            <w:pPr>
-              <w:rPr>
-                <w:rFonts w:ascii="Arial" w:hAnsi="Arial" w:cs="Arial"/>
-                <w:szCs w:val="20"/>
-              </w:rPr>
-            </w:pPr>
-          </w:p>
-          <w:p>
-            <w:pPr>
-              <w:rPr>
-                <w:rFonts w:ascii="Arial" w:hAnsi="Arial" w:cs="Arial"/>
-                <w:szCs w:val="20"/>
-              </w:rPr>
-            </w:pPr>
-            <w:r>
-              <w:rPr>
-                <w:rFonts w:ascii="Arial" w:hAnsi="Arial" w:cs="Arial"/>
-                <w:szCs w:val="20"/>
-              </w:rPr>
-              <w:t xml:space="preserve">Samuele: </w:t>
-            </w:r>
-            <w:r>
-              <w:rPr>
-                <w:rFonts w:ascii="Arial" w:hAnsi="Arial" w:cs="Arial"/>
-                <w:szCs w:val="20"/>
-              </w:rPr>
-              <w:t>Documentazione</w:t>
-            </w:r>
-          </w:p>
-          <w:p>
-            <w:pPr>
-              <w:rPr>
-                <w:rFonts w:ascii="Arial" w:hAnsi="Arial" w:cs="Arial"/>
-                <w:szCs w:val="20"/>
-              </w:rPr>
-            </w:pPr>
-          </w:p>
-          <w:p>
-            <w:pPr>
-              <w:rPr>
-                <w:rFonts w:ascii="Arial" w:hAnsi="Arial" w:cs="Arial"/>
-                <w:szCs w:val="20"/>
-              </w:rPr>
-            </w:pPr>
-            <w:r>
-              <w:rPr>
-                <w:rFonts w:ascii="Arial" w:hAnsi="Arial" w:cs="Arial"/>
-                <w:szCs w:val="20"/>
-              </w:rPr>
-              <w:t>Christia</w:t>
-            </w:r>
-            <w:r>
-              <w:rPr>
-                <w:rFonts w:ascii="Arial" w:hAnsi="Arial" w:cs="Arial"/>
-                <w:szCs w:val="20"/>
-              </w:rPr>
-              <w:t>n:</w:t>
-            </w:r>
-            <w:r>
-              <w:rPr>
-                <w:rFonts w:ascii="Arial" w:hAnsi="Arial" w:cs="Arial"/>
-                <w:szCs w:val="20"/>
-              </w:rPr>
-              <w:t xml:space="preserve"> Completare Vendite e gestione degli errori. </w:t>
-            </w:r>
-          </w:p>
-          <w:p>
-            <w:pPr>
-              <w:rPr>
-                <w:rFonts w:ascii="Arial" w:hAnsi="Arial" w:cs="Arial"/>
-                <w:szCs w:val="20"/>
-              </w:rPr>
-            </w:pPr>
-          </w:p>
-          <w:p>
-            <w:pPr>
-              <w:rPr>
-                <w:rFonts w:ascii="Arial" w:hAnsi="Arial" w:cs="Arial"/>
-                <w:szCs w:val="20"/>
-              </w:rPr>
-            </w:pPr>
-            <w:r>
-              <w:rPr>
-                <w:rFonts w:ascii="Arial" w:hAnsi="Arial" w:cs="Arial"/>
-                <w:szCs w:val="20"/>
-              </w:rPr>
-              <w:t xml:space="preserve">Andrea S.: </w:t>
-            </w:r>
-            <w:r>
-              <w:rPr>
-                <w:rFonts w:ascii="Arial" w:hAnsi="Arial" w:cs="Arial"/>
-                <w:szCs w:val="20"/>
-              </w:rPr>
-              <w:t xml:space="preserve">Aggiornare </w:t>
-            </w:r>
-            <w:proofErr w:type="spellStart"/>
-            <w:r>
-              <w:rPr>
-                <w:rFonts w:ascii="Arial" w:hAnsi="Arial" w:cs="Arial"/>
-                <w:szCs w:val="20"/>
-              </w:rPr>
-              <w:t>Seeders</w:t>
-            </w:r>
-            <w:proofErr w:type="spellEnd"/>
-            <w:r>
-              <w:rPr>
-                <w:rFonts w:ascii="Arial" w:hAnsi="Arial" w:cs="Arial"/>
-                <w:szCs w:val="20"/>
-              </w:rPr>
-              <w:t xml:space="preserve"> </w:t>
-            </w:r>
-            <w:r>
-              <w:rPr>
-                <w:rFonts w:ascii="Arial" w:hAnsi="Arial" w:cs="Arial"/>
-                <w:szCs w:val="20"/>
-              </w:rPr>
-              <w:t>e completare vendite.</w:t>
-            </w:r>
+            <w:bookmarkStart w:id="3" w:name="_GoBack"/>
+            <w:bookmarkEnd w:id="3"/>
           </w:p>
         </w:tc>
       </w:tr>
@@ -5719,6 +5510,7 @@
     <w:rsid w:val="004108D2"/>
     <w:rsid w:val="00417A30"/>
     <w:rsid w:val="00424210"/>
+    <w:rsid w:val="00427AF1"/>
     <w:rsid w:val="00453BEA"/>
     <w:rsid w:val="004576F0"/>
     <w:rsid w:val="00465B6E"/>
@@ -5743,7 +5535,6 @@
     <w:rsid w:val="00673D1E"/>
     <w:rsid w:val="00682218"/>
     <w:rsid w:val="006D01E3"/>
-    <w:rsid w:val="006E22B2"/>
     <w:rsid w:val="00724B9C"/>
     <w:rsid w:val="00754822"/>
     <w:rsid w:val="007778E5"/>
@@ -6620,7 +6411,7 @@
 </file>
 
 <file path=customXml/itemProps1.xml><?xml version="1.0" encoding="utf-8"?>
-<ds:datastoreItem xmlns:ds="http://schemas.openxmlformats.org/officeDocument/2006/customXml" ds:itemID="{B00CCE4C-505E-45D1-BB76-39FDBB88A6DD}">
+<ds:datastoreItem xmlns:ds="http://schemas.openxmlformats.org/officeDocument/2006/customXml" ds:itemID="{C3393B81-2B04-407E-B125-A45ADEAA25A4}">
   <ds:schemaRefs>
     <ds:schemaRef ds:uri="http://schemas.openxmlformats.org/officeDocument/2006/bibliography"/>
   </ds:schemaRefs>
